--- a/DOCUMENTS/docs/LIGHTSAIL_PRINTING_UPDATE_COMMANDS.docx
+++ b/DOCUMENTS/docs/LIGHTSAIL_PRINTING_UPDATE_COMMANDS.docx
@@ -35,7 +35,7 @@
         <w:spacing w:after="80"/>
       </w:pPr>
       <w:r>
-        <w:t xml:space="preserve">Use these commands on the Lightsail instance after the printing architecture changes are pushed to GitHub.</w:t>
+        <w:t xml:space="preserve">Use these commands on the Lightsail instance after the printing architecture and production printer UX cleanup changes are pushed to GitHub.</w:t>
       </w:r>
     </w:p>
     <w:p>

--- a/DOCUMENTS/docs/LIGHTSAIL_PRINTING_UPDATE_COMMANDS.docx
+++ b/DOCUMENTS/docs/LIGHTSAIL_PRINTING_UPDATE_COMMANDS.docx
@@ -35,7 +35,7 @@
         <w:spacing w:after="80"/>
       </w:pPr>
       <w:r>
-        <w:t xml:space="preserve">Use these commands on the Lightsail instance after the printing architecture and production printer UX cleanup changes are pushed to GitHub.</w:t>
+        <w:t xml:space="preserve">Use these commands on the AWS Lightsail instance after your printing and printer UX changes are pushed to GitHub.</w:t>
       </w:r>
     </w:p>
     <w:p>
@@ -48,7 +48,21 @@
         <w:spacing w:after="80"/>
       </w:pPr>
       <w:r>
-        <w:t xml:space="preserve">Update the branch name if you deploy from a branch other than the one shown below.</w:t>
+        <w:t xml:space="preserve">These commands are written for the Lightsail browser terminal opened with Connect using SSH.</w:t>
+      </w:r>
+    </w:p>
+    <w:p>
+      <w:r>
+        <w:t xml:space="preserve"/>
+      </w:r>
+    </w:p>
+    <w:p>
+      <w:pPr>
+        <w:pStyle w:val="Heading2"/>
+        <w:spacing w:before="180" w:after="100"/>
+      </w:pPr>
+      <w:r>
+        <w:t xml:space="preserve">Standard Docker Compose update</w:t>
       </w:r>
     </w:p>
     <w:p>
@@ -82,7 +96,7 @@
           <w:sz w:val="20"/>
           <w:szCs w:val="20"/>
         </w:rPr>
-        <w:t xml:space="preserve">cd /path/to/genuine-scan-main</w:t>
+        <w:t xml:space="preserve">cd ~/genuine-scan-main</w:t>
       </w:r>
     </w:p>
     <w:p>
@@ -138,6 +152,34 @@
           <w:sz w:val="20"/>
           <w:szCs w:val="20"/>
         </w:rPr>
+        <w:t xml:space="preserve">git rev-parse HEAD</w:t>
+      </w:r>
+    </w:p>
+    <w:p>
+      <w:pPr>
+        <w:spacing w:after="20"/>
+      </w:pPr>
+      <w:r>
+        <w:rPr>
+          <w:rFonts w:ascii="Menlo" w:cs="Menlo" w:eastAsia="Menlo" w:hAnsi="Menlo"/>
+          <w:color w:val="111827"/>
+          <w:sz w:val="20"/>
+          <w:szCs w:val="20"/>
+        </w:rPr>
+        <w:t xml:space="preserve">git status --short</w:t>
+      </w:r>
+    </w:p>
+    <w:p>
+      <w:pPr>
+        <w:spacing w:after="20"/>
+      </w:pPr>
+      <w:r>
+        <w:rPr>
+          <w:rFonts w:ascii="Menlo" w:cs="Menlo" w:eastAsia="Menlo" w:hAnsi="Menlo"/>
+          <w:color w:val="111827"/>
+          <w:sz w:val="20"/>
+          <w:szCs w:val="20"/>
+        </w:rPr>
         <w:t xml:space="preserve"> </w:t>
       </w:r>
     </w:p>
@@ -152,119 +194,91 @@
           <w:sz w:val="20"/>
           <w:szCs w:val="20"/>
         </w:rPr>
-        <w:t xml:space="preserve">cd backend</w:t>
-      </w:r>
-    </w:p>
-    <w:p>
-      <w:pPr>
-        <w:spacing w:after="20"/>
-      </w:pPr>
-      <w:r>
-        <w:rPr>
-          <w:rFonts w:ascii="Menlo" w:cs="Menlo" w:eastAsia="Menlo" w:hAnsi="Menlo"/>
-          <w:color w:val="111827"/>
-          <w:sz w:val="20"/>
-          <w:szCs w:val="20"/>
-        </w:rPr>
-        <w:t xml:space="preserve">npm ci</w:t>
-      </w:r>
-    </w:p>
-    <w:p>
-      <w:pPr>
-        <w:spacing w:after="20"/>
-      </w:pPr>
-      <w:r>
-        <w:rPr>
-          <w:rFonts w:ascii="Menlo" w:cs="Menlo" w:eastAsia="Menlo" w:hAnsi="Menlo"/>
-          <w:color w:val="111827"/>
-          <w:sz w:val="20"/>
-          <w:szCs w:val="20"/>
-        </w:rPr>
-        <w:t xml:space="preserve">npx prisma generate</w:t>
-      </w:r>
-    </w:p>
-    <w:p>
-      <w:pPr>
-        <w:spacing w:after="20"/>
-      </w:pPr>
-      <w:r>
-        <w:rPr>
-          <w:rFonts w:ascii="Menlo" w:cs="Menlo" w:eastAsia="Menlo" w:hAnsi="Menlo"/>
-          <w:color w:val="111827"/>
-          <w:sz w:val="20"/>
-          <w:szCs w:val="20"/>
-        </w:rPr>
-        <w:t xml:space="preserve">npx prisma migrate deploy</w:t>
-      </w:r>
-    </w:p>
-    <w:p>
-      <w:pPr>
-        <w:spacing w:after="20"/>
-      </w:pPr>
-      <w:r>
-        <w:rPr>
-          <w:rFonts w:ascii="Menlo" w:cs="Menlo" w:eastAsia="Menlo" w:hAnsi="Menlo"/>
-          <w:color w:val="111827"/>
-          <w:sz w:val="20"/>
-          <w:szCs w:val="20"/>
-        </w:rPr>
-        <w:t xml:space="preserve">npm run build</w:t>
-      </w:r>
-    </w:p>
-    <w:p>
-      <w:pPr>
-        <w:spacing w:after="20"/>
-      </w:pPr>
-      <w:r>
-        <w:rPr>
-          <w:rFonts w:ascii="Menlo" w:cs="Menlo" w:eastAsia="Menlo" w:hAnsi="Menlo"/>
-          <w:color w:val="111827"/>
-          <w:sz w:val="20"/>
-          <w:szCs w:val="20"/>
-        </w:rPr>
-        <w:t xml:space="preserve"> </w:t>
-      </w:r>
-    </w:p>
-    <w:p>
-      <w:pPr>
-        <w:spacing w:after="20"/>
-      </w:pPr>
-      <w:r>
-        <w:rPr>
-          <w:rFonts w:ascii="Menlo" w:cs="Menlo" w:eastAsia="Menlo" w:hAnsi="Menlo"/>
-          <w:color w:val="111827"/>
-          <w:sz w:val="20"/>
-          <w:szCs w:val="20"/>
-        </w:rPr>
-        <w:t xml:space="preserve">cd ..</w:t>
-      </w:r>
-    </w:p>
-    <w:p>
-      <w:pPr>
-        <w:spacing w:after="20"/>
-      </w:pPr>
-      <w:r>
-        <w:rPr>
-          <w:rFonts w:ascii="Menlo" w:cs="Menlo" w:eastAsia="Menlo" w:hAnsi="Menlo"/>
-          <w:color w:val="111827"/>
-          <w:sz w:val="20"/>
-          <w:szCs w:val="20"/>
-        </w:rPr>
-        <w:t xml:space="preserve">npm ci</w:t>
-      </w:r>
-    </w:p>
-    <w:p>
-      <w:pPr>
-        <w:spacing w:after="20"/>
-      </w:pPr>
-      <w:r>
-        <w:rPr>
-          <w:rFonts w:ascii="Menlo" w:cs="Menlo" w:eastAsia="Menlo" w:hAnsi="Menlo"/>
-          <w:color w:val="111827"/>
-          <w:sz w:val="20"/>
-          <w:szCs w:val="20"/>
-        </w:rPr>
-        <w:t xml:space="preserve">npm run build</w:t>
+        <w:t xml:space="preserve">docker compose build backend frontend</w:t>
+      </w:r>
+    </w:p>
+    <w:p>
+      <w:pPr>
+        <w:spacing w:after="20"/>
+      </w:pPr>
+      <w:r>
+        <w:rPr>
+          <w:rFonts w:ascii="Menlo" w:cs="Menlo" w:eastAsia="Menlo" w:hAnsi="Menlo"/>
+          <w:color w:val="111827"/>
+          <w:sz w:val="20"/>
+          <w:szCs w:val="20"/>
+        </w:rPr>
+        <w:t xml:space="preserve">docker compose run --rm backend npx prisma migrate deploy</w:t>
+      </w:r>
+    </w:p>
+    <w:p>
+      <w:pPr>
+        <w:spacing w:after="20"/>
+      </w:pPr>
+      <w:r>
+        <w:rPr>
+          <w:rFonts w:ascii="Menlo" w:cs="Menlo" w:eastAsia="Menlo" w:hAnsi="Menlo"/>
+          <w:color w:val="111827"/>
+          <w:sz w:val="20"/>
+          <w:szCs w:val="20"/>
+        </w:rPr>
+        <w:t xml:space="preserve">docker compose up -d --force-recreate backend frontend</w:t>
+      </w:r>
+    </w:p>
+    <w:p>
+      <w:pPr>
+        <w:spacing w:after="20"/>
+      </w:pPr>
+      <w:r>
+        <w:rPr>
+          <w:rFonts w:ascii="Menlo" w:cs="Menlo" w:eastAsia="Menlo" w:hAnsi="Menlo"/>
+          <w:color w:val="111827"/>
+          <w:sz w:val="20"/>
+          <w:szCs w:val="20"/>
+        </w:rPr>
+        <w:t xml:space="preserve">docker compose ps</w:t>
+      </w:r>
+    </w:p>
+    <w:p>
+      <w:pPr>
+        <w:spacing w:after="20"/>
+      </w:pPr>
+      <w:r>
+        <w:rPr>
+          <w:rFonts w:ascii="Menlo" w:cs="Menlo" w:eastAsia="Menlo" w:hAnsi="Menlo"/>
+          <w:color w:val="111827"/>
+          <w:sz w:val="20"/>
+          <w:szCs w:val="20"/>
+        </w:rPr>
+        <w:t xml:space="preserve">docker compose logs backend --tail=80</w:t>
+      </w:r>
+    </w:p>
+    <w:p>
+      <w:pPr>
+        <w:spacing w:after="20"/>
+      </w:pPr>
+      <w:r>
+        <w:rPr>
+          <w:rFonts w:ascii="Menlo" w:cs="Menlo" w:eastAsia="Menlo" w:hAnsi="Menlo"/>
+          <w:color w:val="111827"/>
+          <w:sz w:val="20"/>
+          <w:szCs w:val="20"/>
+        </w:rPr>
+        <w:t xml:space="preserve">docker compose logs frontend --tail=80</w:t>
+      </w:r>
+    </w:p>
+    <w:p>
+      <w:pPr>
+        <w:spacing w:after="20"/>
+      </w:pPr>
+      <w:r>
+        <w:rPr>
+          <w:rFonts w:ascii="Menlo" w:cs="Menlo" w:eastAsia="Menlo" w:hAnsi="Menlo"/>
+          <w:color w:val="111827"/>
+          <w:sz w:val="20"/>
+          <w:szCs w:val="20"/>
+        </w:rPr>
+        <w:t xml:space="preserve">curl -fsS http://127.0.0.1/healthz</w:t>
       </w:r>
     </w:p>
     <w:p>
@@ -283,7 +297,7 @@
         <w:spacing w:before="180" w:after="100"/>
       </w:pPr>
       <w:r>
-        <w:t xml:space="preserve">If the backend runs under a service manager</w:t>
+        <w:t xml:space="preserve">Verify the server matches your local commit</w:t>
       </w:r>
     </w:p>
     <w:p>
@@ -296,20 +310,7 @@
         <w:spacing w:after="80"/>
       </w:pPr>
       <w:r>
-        <w:t xml:space="preserve">Restart the backend after the build and migration steps.</w:t>
-      </w:r>
-    </w:p>
-    <w:p>
-      <w:r>
-        <w:t xml:space="preserve"/>
-      </w:r>
-    </w:p>
-    <w:p>
-      <w:pPr>
-        <w:spacing w:after="80"/>
-      </w:pPr>
-      <w:r>
-        <w:t xml:space="preserve">Example:</w:t>
+        <w:t xml:space="preserve">Run this locally:</w:t>
       </w:r>
     </w:p>
     <w:p>
@@ -343,26 +344,163 @@
           <w:sz w:val="20"/>
           <w:szCs w:val="20"/>
         </w:rPr>
-        <w:t xml:space="preserve">sudo systemctl restart mscqr-backend</w:t>
-      </w:r>
-    </w:p>
-    <w:p>
-      <w:pPr>
-        <w:spacing w:after="20"/>
-      </w:pPr>
-      <w:r>
-        <w:rPr>
-          <w:rFonts w:ascii="Menlo" w:cs="Menlo" w:eastAsia="Menlo" w:hAnsi="Menlo"/>
-          <w:color w:val="111827"/>
-          <w:sz w:val="20"/>
-          <w:szCs w:val="20"/>
-        </w:rPr>
-        <w:t xml:space="preserve">sudo systemctl status mscqr-backend --no-pager</w:t>
-      </w:r>
-    </w:p>
-    <w:p>
-      <w:r>
-        <w:t xml:space="preserve"/>
+        <w:t xml:space="preserve">git rev-parse HEAD</w:t>
+      </w:r>
+    </w:p>
+    <w:p>
+      <w:pPr>
+        <w:spacing w:after="20"/>
+      </w:pPr>
+      <w:r>
+        <w:rPr>
+          <w:rFonts w:ascii="Menlo" w:cs="Menlo" w:eastAsia="Menlo" w:hAnsi="Menlo"/>
+          <w:color w:val="111827"/>
+          <w:sz w:val="20"/>
+          <w:szCs w:val="20"/>
+        </w:rPr>
+        <w:t xml:space="preserve">git status --short</w:t>
+      </w:r>
+    </w:p>
+    <w:p>
+      <w:r>
+        <w:t xml:space="preserve"/>
+      </w:r>
+    </w:p>
+    <w:p>
+      <w:r>
+        <w:t xml:space="preserve"/>
+      </w:r>
+    </w:p>
+    <w:p>
+      <w:pPr>
+        <w:spacing w:after="80"/>
+      </w:pPr>
+      <w:r>
+        <w:t xml:space="preserve">Run this on Lightsail:</w:t>
+      </w:r>
+    </w:p>
+    <w:p>
+      <w:r>
+        <w:t xml:space="preserve"/>
+      </w:r>
+    </w:p>
+    <w:p>
+      <w:pPr>
+        <w:spacing w:before="120" w:after="40"/>
+      </w:pPr>
+      <w:r>
+        <w:rPr>
+          <w:i/>
+          <w:iCs/>
+          <w:color w:val="6b7280"/>
+          <w:sz w:val="18"/>
+          <w:szCs w:val="18"/>
+        </w:rPr>
+        <w:t xml:space="preserve">BASH code</w:t>
+      </w:r>
+    </w:p>
+    <w:p>
+      <w:pPr>
+        <w:spacing w:after="20"/>
+      </w:pPr>
+      <w:r>
+        <w:rPr>
+          <w:rFonts w:ascii="Menlo" w:cs="Menlo" w:eastAsia="Menlo" w:hAnsi="Menlo"/>
+          <w:color w:val="111827"/>
+          <w:sz w:val="20"/>
+          <w:szCs w:val="20"/>
+        </w:rPr>
+        <w:t xml:space="preserve">cd ~/genuine-scan-main</w:t>
+      </w:r>
+    </w:p>
+    <w:p>
+      <w:pPr>
+        <w:spacing w:after="20"/>
+      </w:pPr>
+      <w:r>
+        <w:rPr>
+          <w:rFonts w:ascii="Menlo" w:cs="Menlo" w:eastAsia="Menlo" w:hAnsi="Menlo"/>
+          <w:color w:val="111827"/>
+          <w:sz w:val="20"/>
+          <w:szCs w:val="20"/>
+        </w:rPr>
+        <w:t xml:space="preserve">git rev-parse HEAD</w:t>
+      </w:r>
+    </w:p>
+    <w:p>
+      <w:pPr>
+        <w:spacing w:after="20"/>
+      </w:pPr>
+      <w:r>
+        <w:rPr>
+          <w:rFonts w:ascii="Menlo" w:cs="Menlo" w:eastAsia="Menlo" w:hAnsi="Menlo"/>
+          <w:color w:val="111827"/>
+          <w:sz w:val="20"/>
+          <w:szCs w:val="20"/>
+        </w:rPr>
+        <w:t xml:space="preserve">git status --short</w:t>
+      </w:r>
+    </w:p>
+    <w:p>
+      <w:r>
+        <w:t xml:space="preserve"/>
+      </w:r>
+    </w:p>
+    <w:p>
+      <w:r>
+        <w:t xml:space="preserve"/>
+      </w:r>
+    </w:p>
+    <w:p>
+      <w:pPr>
+        <w:spacing w:after="80"/>
+      </w:pPr>
+      <w:r>
+        <w:t xml:space="preserve">Expected result:</w:t>
+      </w:r>
+    </w:p>
+    <w:p>
+      <w:r>
+        <w:t xml:space="preserve"/>
+      </w:r>
+    </w:p>
+    <w:p>
+      <w:pPr>
+        <w:pStyle w:val="ListParagraph"/>
+        <w:numPr>
+          <w:ilvl w:val="0"/>
+          <w:numId w:val="1"/>
+        </w:numPr>
+        <w:spacing w:after="50"/>
+      </w:pPr>
+      <w:r>
+        <w:t xml:space="preserve">git rev-parse HEAD matches the local commit hash</w:t>
+      </w:r>
+    </w:p>
+    <w:p>
+      <w:pPr>
+        <w:pStyle w:val="ListParagraph"/>
+        <w:numPr>
+          <w:ilvl w:val="0"/>
+          <w:numId w:val="1"/>
+        </w:numPr>
+        <w:spacing w:after="50"/>
+      </w:pPr>
+      <w:r>
+        <w:t xml:space="preserve">git status --short is empty on the server after the deploy</w:t>
+      </w:r>
+    </w:p>
+    <w:p>
+      <w:pPr>
+        <w:pStyle w:val="ListParagraph"/>
+        <w:numPr>
+          <w:ilvl w:val="0"/>
+          <w:numId w:val="1"/>
+        </w:numPr>
+        <w:spacing w:after="50"/>
+      </w:pPr>
+      <w:r>
+        <w:t xml:space="preserve">docker compose ps shows backend healthy and frontend running</w:t>
       </w:r>
     </w:p>
     <w:p>
@@ -376,7 +514,143 @@
         <w:spacing w:before="180" w:after="100"/>
       </w:pPr>
       <w:r>
-        <w:t xml:space="preserve">If a site gateway workstation is used</w:t>
+        <w:t xml:space="preserve">Full container refresh</w:t>
+      </w:r>
+    </w:p>
+    <w:p>
+      <w:r>
+        <w:t xml:space="preserve"/>
+      </w:r>
+    </w:p>
+    <w:p>
+      <w:pPr>
+        <w:spacing w:after="80"/>
+      </w:pPr>
+      <w:r>
+        <w:t xml:space="preserve">Use this only when you want a completely fresh recreate of the app containers:</w:t>
+      </w:r>
+    </w:p>
+    <w:p>
+      <w:r>
+        <w:t xml:space="preserve"/>
+      </w:r>
+    </w:p>
+    <w:p>
+      <w:pPr>
+        <w:spacing w:before="120" w:after="40"/>
+      </w:pPr>
+      <w:r>
+        <w:rPr>
+          <w:i/>
+          <w:iCs/>
+          <w:color w:val="6b7280"/>
+          <w:sz w:val="18"/>
+          <w:szCs w:val="18"/>
+        </w:rPr>
+        <w:t xml:space="preserve">BASH code</w:t>
+      </w:r>
+    </w:p>
+    <w:p>
+      <w:pPr>
+        <w:spacing w:after="20"/>
+      </w:pPr>
+      <w:r>
+        <w:rPr>
+          <w:rFonts w:ascii="Menlo" w:cs="Menlo" w:eastAsia="Menlo" w:hAnsi="Menlo"/>
+          <w:color w:val="111827"/>
+          <w:sz w:val="20"/>
+          <w:szCs w:val="20"/>
+        </w:rPr>
+        <w:t xml:space="preserve">cd ~/genuine-scan-main</w:t>
+      </w:r>
+    </w:p>
+    <w:p>
+      <w:pPr>
+        <w:spacing w:after="20"/>
+      </w:pPr>
+      <w:r>
+        <w:rPr>
+          <w:rFonts w:ascii="Menlo" w:cs="Menlo" w:eastAsia="Menlo" w:hAnsi="Menlo"/>
+          <w:color w:val="111827"/>
+          <w:sz w:val="20"/>
+          <w:szCs w:val="20"/>
+        </w:rPr>
+        <w:t xml:space="preserve">docker compose down --remove-orphans</w:t>
+      </w:r>
+    </w:p>
+    <w:p>
+      <w:pPr>
+        <w:spacing w:after="20"/>
+      </w:pPr>
+      <w:r>
+        <w:rPr>
+          <w:rFonts w:ascii="Menlo" w:cs="Menlo" w:eastAsia="Menlo" w:hAnsi="Menlo"/>
+          <w:color w:val="111827"/>
+          <w:sz w:val="20"/>
+          <w:szCs w:val="20"/>
+        </w:rPr>
+        <w:t xml:space="preserve">docker compose build --no-cache backend frontend</w:t>
+      </w:r>
+    </w:p>
+    <w:p>
+      <w:pPr>
+        <w:spacing w:after="20"/>
+      </w:pPr>
+      <w:r>
+        <w:rPr>
+          <w:rFonts w:ascii="Menlo" w:cs="Menlo" w:eastAsia="Menlo" w:hAnsi="Menlo"/>
+          <w:color w:val="111827"/>
+          <w:sz w:val="20"/>
+          <w:szCs w:val="20"/>
+        </w:rPr>
+        <w:t xml:space="preserve">docker compose run --rm backend npx prisma migrate deploy</w:t>
+      </w:r>
+    </w:p>
+    <w:p>
+      <w:pPr>
+        <w:spacing w:after="20"/>
+      </w:pPr>
+      <w:r>
+        <w:rPr>
+          <w:rFonts w:ascii="Menlo" w:cs="Menlo" w:eastAsia="Menlo" w:hAnsi="Menlo"/>
+          <w:color w:val="111827"/>
+          <w:sz w:val="20"/>
+          <w:szCs w:val="20"/>
+        </w:rPr>
+        <w:t xml:space="preserve">docker compose up -d backend frontend</w:t>
+      </w:r>
+    </w:p>
+    <w:p>
+      <w:pPr>
+        <w:spacing w:after="20"/>
+      </w:pPr>
+      <w:r>
+        <w:rPr>
+          <w:rFonts w:ascii="Menlo" w:cs="Menlo" w:eastAsia="Menlo" w:hAnsi="Menlo"/>
+          <w:color w:val="111827"/>
+          <w:sz w:val="20"/>
+          <w:szCs w:val="20"/>
+        </w:rPr>
+        <w:t xml:space="preserve">docker compose ps</w:t>
+      </w:r>
+    </w:p>
+    <w:p>
+      <w:r>
+        <w:t xml:space="preserve"/>
+      </w:r>
+    </w:p>
+    <w:p>
+      <w:r>
+        <w:t xml:space="preserve"/>
+      </w:r>
+    </w:p>
+    <w:p>
+      <w:pPr>
+        <w:pStyle w:val="Heading2"/>
+        <w:spacing w:before="180" w:after="100"/>
+      </w:pPr>
+      <w:r>
+        <w:t xml:space="preserve">If a site connector workstation is used</w:t>
       </w:r>
     </w:p>
     <w:p>

--- a/DOCUMENTS/docs/LIGHTSAIL_PRINTING_UPDATE_COMMANDS.docx
+++ b/DOCUMENTS/docs/LIGHTSAIL_PRINTING_UPDATE_COMMANDS.docx
@@ -35,7 +35,7 @@
         <w:spacing w:after="80"/>
       </w:pPr>
       <w:r>
-        <w:t xml:space="preserve">Use these commands on the AWS Lightsail instance after your printing and printer UX changes are pushed to GitHub.</w:t>
+        <w:t xml:space="preserve">Use these commands in the AWS Lightsail browser terminal opened with Connect using SSH.</w:t>
       </w:r>
     </w:p>
     <w:p>
@@ -48,7 +48,7 @@
         <w:spacing w:after="80"/>
       </w:pPr>
       <w:r>
-        <w:t xml:space="preserve">These commands are written for the Lightsail browser terminal opened with Connect using SSH.</w:t>
+        <w:t xml:space="preserve">This deployment uses Docker Compose. Do not use systemctl restart mscqr-backend for the MSCQR app containers.</w:t>
       </w:r>
     </w:p>
     <w:p>
@@ -62,7 +62,20 @@
         <w:spacing w:before="180" w:after="100"/>
       </w:pPr>
       <w:r>
-        <w:t xml:space="preserve">Standard Docker Compose update</w:t>
+        <w:t xml:space="preserve">1. Confirm your local repository is ready</w:t>
+      </w:r>
+    </w:p>
+    <w:p>
+      <w:r>
+        <w:t xml:space="preserve"/>
+      </w:r>
+    </w:p>
+    <w:p>
+      <w:pPr>
+        <w:spacing w:after="80"/>
+      </w:pPr>
+      <w:r>
+        <w:t xml:space="preserve">Run this on your local machine before you connect to Lightsail:</w:t>
       </w:r>
     </w:p>
     <w:p>
@@ -96,321 +109,7 @@
           <w:sz w:val="20"/>
           <w:szCs w:val="20"/>
         </w:rPr>
-        <w:t xml:space="preserve">cd ~/genuine-scan-main</w:t>
-      </w:r>
-    </w:p>
-    <w:p>
-      <w:pPr>
-        <w:spacing w:after="20"/>
-      </w:pPr>
-      <w:r>
-        <w:rPr>
-          <w:rFonts w:ascii="Menlo" w:cs="Menlo" w:eastAsia="Menlo" w:hAnsi="Menlo"/>
-          <w:color w:val="111827"/>
-          <w:sz w:val="20"/>
-          <w:szCs w:val="20"/>
-        </w:rPr>
-        <w:t xml:space="preserve">git fetch origin</w:t>
-      </w:r>
-    </w:p>
-    <w:p>
-      <w:pPr>
-        <w:spacing w:after="20"/>
-      </w:pPr>
-      <w:r>
-        <w:rPr>
-          <w:rFonts w:ascii="Menlo" w:cs="Menlo" w:eastAsia="Menlo" w:hAnsi="Menlo"/>
-          <w:color w:val="111827"/>
-          <w:sz w:val="20"/>
-          <w:szCs w:val="20"/>
-        </w:rPr>
-        <w:t xml:space="preserve">git checkout codex/printing-architecture-ipp-gateway</w:t>
-      </w:r>
-    </w:p>
-    <w:p>
-      <w:pPr>
-        <w:spacing w:after="20"/>
-      </w:pPr>
-      <w:r>
-        <w:rPr>
-          <w:rFonts w:ascii="Menlo" w:cs="Menlo" w:eastAsia="Menlo" w:hAnsi="Menlo"/>
-          <w:color w:val="111827"/>
-          <w:sz w:val="20"/>
-          <w:szCs w:val="20"/>
-        </w:rPr>
-        <w:t xml:space="preserve">git pull --ff-only origin codex/printing-architecture-ipp-gateway</w:t>
-      </w:r>
-    </w:p>
-    <w:p>
-      <w:pPr>
-        <w:spacing w:after="20"/>
-      </w:pPr>
-      <w:r>
-        <w:rPr>
-          <w:rFonts w:ascii="Menlo" w:cs="Menlo" w:eastAsia="Menlo" w:hAnsi="Menlo"/>
-          <w:color w:val="111827"/>
-          <w:sz w:val="20"/>
-          <w:szCs w:val="20"/>
-        </w:rPr>
-        <w:t xml:space="preserve">git rev-parse HEAD</w:t>
-      </w:r>
-    </w:p>
-    <w:p>
-      <w:pPr>
-        <w:spacing w:after="20"/>
-      </w:pPr>
-      <w:r>
-        <w:rPr>
-          <w:rFonts w:ascii="Menlo" w:cs="Menlo" w:eastAsia="Menlo" w:hAnsi="Menlo"/>
-          <w:color w:val="111827"/>
-          <w:sz w:val="20"/>
-          <w:szCs w:val="20"/>
-        </w:rPr>
-        <w:t xml:space="preserve">git status --short</w:t>
-      </w:r>
-    </w:p>
-    <w:p>
-      <w:pPr>
-        <w:spacing w:after="20"/>
-      </w:pPr>
-      <w:r>
-        <w:rPr>
-          <w:rFonts w:ascii="Menlo" w:cs="Menlo" w:eastAsia="Menlo" w:hAnsi="Menlo"/>
-          <w:color w:val="111827"/>
-          <w:sz w:val="20"/>
-          <w:szCs w:val="20"/>
-        </w:rPr>
-        <w:t xml:space="preserve"> </w:t>
-      </w:r>
-    </w:p>
-    <w:p>
-      <w:pPr>
-        <w:spacing w:after="20"/>
-      </w:pPr>
-      <w:r>
-        <w:rPr>
-          <w:rFonts w:ascii="Menlo" w:cs="Menlo" w:eastAsia="Menlo" w:hAnsi="Menlo"/>
-          <w:color w:val="111827"/>
-          <w:sz w:val="20"/>
-          <w:szCs w:val="20"/>
-        </w:rPr>
-        <w:t xml:space="preserve">docker compose build backend frontend</w:t>
-      </w:r>
-    </w:p>
-    <w:p>
-      <w:pPr>
-        <w:spacing w:after="20"/>
-      </w:pPr>
-      <w:r>
-        <w:rPr>
-          <w:rFonts w:ascii="Menlo" w:cs="Menlo" w:eastAsia="Menlo" w:hAnsi="Menlo"/>
-          <w:color w:val="111827"/>
-          <w:sz w:val="20"/>
-          <w:szCs w:val="20"/>
-        </w:rPr>
-        <w:t xml:space="preserve">docker compose run --rm backend npx prisma migrate deploy</w:t>
-      </w:r>
-    </w:p>
-    <w:p>
-      <w:pPr>
-        <w:spacing w:after="20"/>
-      </w:pPr>
-      <w:r>
-        <w:rPr>
-          <w:rFonts w:ascii="Menlo" w:cs="Menlo" w:eastAsia="Menlo" w:hAnsi="Menlo"/>
-          <w:color w:val="111827"/>
-          <w:sz w:val="20"/>
-          <w:szCs w:val="20"/>
-        </w:rPr>
-        <w:t xml:space="preserve">docker compose up -d --force-recreate backend frontend</w:t>
-      </w:r>
-    </w:p>
-    <w:p>
-      <w:pPr>
-        <w:spacing w:after="20"/>
-      </w:pPr>
-      <w:r>
-        <w:rPr>
-          <w:rFonts w:ascii="Menlo" w:cs="Menlo" w:eastAsia="Menlo" w:hAnsi="Menlo"/>
-          <w:color w:val="111827"/>
-          <w:sz w:val="20"/>
-          <w:szCs w:val="20"/>
-        </w:rPr>
-        <w:t xml:space="preserve">docker compose ps</w:t>
-      </w:r>
-    </w:p>
-    <w:p>
-      <w:pPr>
-        <w:spacing w:after="20"/>
-      </w:pPr>
-      <w:r>
-        <w:rPr>
-          <w:rFonts w:ascii="Menlo" w:cs="Menlo" w:eastAsia="Menlo" w:hAnsi="Menlo"/>
-          <w:color w:val="111827"/>
-          <w:sz w:val="20"/>
-          <w:szCs w:val="20"/>
-        </w:rPr>
-        <w:t xml:space="preserve">docker compose logs backend --tail=80</w:t>
-      </w:r>
-    </w:p>
-    <w:p>
-      <w:pPr>
-        <w:spacing w:after="20"/>
-      </w:pPr>
-      <w:r>
-        <w:rPr>
-          <w:rFonts w:ascii="Menlo" w:cs="Menlo" w:eastAsia="Menlo" w:hAnsi="Menlo"/>
-          <w:color w:val="111827"/>
-          <w:sz w:val="20"/>
-          <w:szCs w:val="20"/>
-        </w:rPr>
-        <w:t xml:space="preserve">docker compose logs frontend --tail=80</w:t>
-      </w:r>
-    </w:p>
-    <w:p>
-      <w:pPr>
-        <w:spacing w:after="20"/>
-      </w:pPr>
-      <w:r>
-        <w:rPr>
-          <w:rFonts w:ascii="Menlo" w:cs="Menlo" w:eastAsia="Menlo" w:hAnsi="Menlo"/>
-          <w:color w:val="111827"/>
-          <w:sz w:val="20"/>
-          <w:szCs w:val="20"/>
-        </w:rPr>
-        <w:t xml:space="preserve">curl -fsS http://127.0.0.1/healthz</w:t>
-      </w:r>
-    </w:p>
-    <w:p>
-      <w:r>
-        <w:t xml:space="preserve"/>
-      </w:r>
-    </w:p>
-    <w:p>
-      <w:r>
-        <w:t xml:space="preserve"/>
-      </w:r>
-    </w:p>
-    <w:p>
-      <w:pPr>
-        <w:pStyle w:val="Heading2"/>
-        <w:spacing w:before="180" w:after="100"/>
-      </w:pPr>
-      <w:r>
-        <w:t xml:space="preserve">Verify the server matches your local commit</w:t>
-      </w:r>
-    </w:p>
-    <w:p>
-      <w:r>
-        <w:t xml:space="preserve"/>
-      </w:r>
-    </w:p>
-    <w:p>
-      <w:pPr>
-        <w:spacing w:after="80"/>
-      </w:pPr>
-      <w:r>
-        <w:t xml:space="preserve">Run this locally:</w:t>
-      </w:r>
-    </w:p>
-    <w:p>
-      <w:r>
-        <w:t xml:space="preserve"/>
-      </w:r>
-    </w:p>
-    <w:p>
-      <w:pPr>
-        <w:spacing w:before="120" w:after="40"/>
-      </w:pPr>
-      <w:r>
-        <w:rPr>
-          <w:i/>
-          <w:iCs/>
-          <w:color w:val="6b7280"/>
-          <w:sz w:val="18"/>
-          <w:szCs w:val="18"/>
-        </w:rPr>
-        <w:t xml:space="preserve">BASH code</w:t>
-      </w:r>
-    </w:p>
-    <w:p>
-      <w:pPr>
-        <w:spacing w:after="20"/>
-      </w:pPr>
-      <w:r>
-        <w:rPr>
-          <w:rFonts w:ascii="Menlo" w:cs="Menlo" w:eastAsia="Menlo" w:hAnsi="Menlo"/>
-          <w:color w:val="111827"/>
-          <w:sz w:val="20"/>
-          <w:szCs w:val="20"/>
-        </w:rPr>
-        <w:t xml:space="preserve">git rev-parse HEAD</w:t>
-      </w:r>
-    </w:p>
-    <w:p>
-      <w:pPr>
-        <w:spacing w:after="20"/>
-      </w:pPr>
-      <w:r>
-        <w:rPr>
-          <w:rFonts w:ascii="Menlo" w:cs="Menlo" w:eastAsia="Menlo" w:hAnsi="Menlo"/>
-          <w:color w:val="111827"/>
-          <w:sz w:val="20"/>
-          <w:szCs w:val="20"/>
-        </w:rPr>
-        <w:t xml:space="preserve">git status --short</w:t>
-      </w:r>
-    </w:p>
-    <w:p>
-      <w:r>
-        <w:t xml:space="preserve"/>
-      </w:r>
-    </w:p>
-    <w:p>
-      <w:r>
-        <w:t xml:space="preserve"/>
-      </w:r>
-    </w:p>
-    <w:p>
-      <w:pPr>
-        <w:spacing w:after="80"/>
-      </w:pPr>
-      <w:r>
-        <w:t xml:space="preserve">Run this on Lightsail:</w:t>
-      </w:r>
-    </w:p>
-    <w:p>
-      <w:r>
-        <w:t xml:space="preserve"/>
-      </w:r>
-    </w:p>
-    <w:p>
-      <w:pPr>
-        <w:spacing w:before="120" w:after="40"/>
-      </w:pPr>
-      <w:r>
-        <w:rPr>
-          <w:i/>
-          <w:iCs/>
-          <w:color w:val="6b7280"/>
-          <w:sz w:val="18"/>
-          <w:szCs w:val="18"/>
-        </w:rPr>
-        <w:t xml:space="preserve">BASH code</w:t>
-      </w:r>
-    </w:p>
-    <w:p>
-      <w:pPr>
-        <w:spacing w:after="20"/>
-      </w:pPr>
-      <w:r>
-        <w:rPr>
-          <w:rFonts w:ascii="Menlo" w:cs="Menlo" w:eastAsia="Menlo" w:hAnsi="Menlo"/>
-          <w:color w:val="111827"/>
-          <w:sz w:val="20"/>
-          <w:szCs w:val="20"/>
-        </w:rPr>
-        <w:t xml:space="preserve">cd ~/genuine-scan-main</w:t>
+        <w:t xml:space="preserve">cd /Users/abhiramteja/Downloads/genuine-scan-main</w:t>
       </w:r>
     </w:p>
     <w:p>
@@ -474,7 +173,7 @@
         <w:spacing w:after="50"/>
       </w:pPr>
       <w:r>
-        <w:t xml:space="preserve">git rev-parse HEAD matches the local commit hash</w:t>
+        <w:t xml:space="preserve">git rev-parse HEAD prints the commit you are about to deploy</w:t>
       </w:r>
     </w:p>
     <w:p>
@@ -487,7 +186,381 @@
         <w:spacing w:after="50"/>
       </w:pPr>
       <w:r>
-        <w:t xml:space="preserve">git status --short is empty on the server after the deploy</w:t>
+        <w:t xml:space="preserve">git status --short is empty before you push</w:t>
+      </w:r>
+    </w:p>
+    <w:p>
+      <w:r>
+        <w:t xml:space="preserve"/>
+      </w:r>
+    </w:p>
+    <w:p>
+      <w:pPr>
+        <w:pStyle w:val="Heading2"/>
+        <w:spacing w:before="180" w:after="100"/>
+      </w:pPr>
+      <w:r>
+        <w:t xml:space="preserve">2. Standard Lightsail Docker update</w:t>
+      </w:r>
+    </w:p>
+    <w:p>
+      <w:r>
+        <w:t xml:space="preserve"/>
+      </w:r>
+    </w:p>
+    <w:p>
+      <w:pPr>
+        <w:spacing w:after="80"/>
+      </w:pPr>
+      <w:r>
+        <w:t xml:space="preserve">After you push to GitHub, open Lightsail Connect using SSH and run:</w:t>
+      </w:r>
+    </w:p>
+    <w:p>
+      <w:r>
+        <w:t xml:space="preserve"/>
+      </w:r>
+    </w:p>
+    <w:p>
+      <w:pPr>
+        <w:spacing w:before="120" w:after="40"/>
+      </w:pPr>
+      <w:r>
+        <w:rPr>
+          <w:i/>
+          <w:iCs/>
+          <w:color w:val="6b7280"/>
+          <w:sz w:val="18"/>
+          <w:szCs w:val="18"/>
+        </w:rPr>
+        <w:t xml:space="preserve">BASH code</w:t>
+      </w:r>
+    </w:p>
+    <w:p>
+      <w:pPr>
+        <w:spacing w:after="20"/>
+      </w:pPr>
+      <w:r>
+        <w:rPr>
+          <w:rFonts w:ascii="Menlo" w:cs="Menlo" w:eastAsia="Menlo" w:hAnsi="Menlo"/>
+          <w:color w:val="111827"/>
+          <w:sz w:val="20"/>
+          <w:szCs w:val="20"/>
+        </w:rPr>
+        <w:t xml:space="preserve">cd ~/genuine-scan-main</w:t>
+      </w:r>
+    </w:p>
+    <w:p>
+      <w:pPr>
+        <w:spacing w:after="20"/>
+      </w:pPr>
+      <w:r>
+        <w:rPr>
+          <w:rFonts w:ascii="Menlo" w:cs="Menlo" w:eastAsia="Menlo" w:hAnsi="Menlo"/>
+          <w:color w:val="111827"/>
+          <w:sz w:val="20"/>
+          <w:szCs w:val="20"/>
+        </w:rPr>
+        <w:t xml:space="preserve">git fetch origin</w:t>
+      </w:r>
+    </w:p>
+    <w:p>
+      <w:pPr>
+        <w:spacing w:after="20"/>
+      </w:pPr>
+      <w:r>
+        <w:rPr>
+          <w:rFonts w:ascii="Menlo" w:cs="Menlo" w:eastAsia="Menlo" w:hAnsi="Menlo"/>
+          <w:color w:val="111827"/>
+          <w:sz w:val="20"/>
+          <w:szCs w:val="20"/>
+        </w:rPr>
+        <w:t xml:space="preserve">git checkout codex/printing-architecture-ipp-gateway</w:t>
+      </w:r>
+    </w:p>
+    <w:p>
+      <w:pPr>
+        <w:spacing w:after="20"/>
+      </w:pPr>
+      <w:r>
+        <w:rPr>
+          <w:rFonts w:ascii="Menlo" w:cs="Menlo" w:eastAsia="Menlo" w:hAnsi="Menlo"/>
+          <w:color w:val="111827"/>
+          <w:sz w:val="20"/>
+          <w:szCs w:val="20"/>
+        </w:rPr>
+        <w:t xml:space="preserve">git pull --ff-only origin codex/printing-architecture-ipp-gateway</w:t>
+      </w:r>
+    </w:p>
+    <w:p>
+      <w:pPr>
+        <w:spacing w:after="20"/>
+      </w:pPr>
+      <w:r>
+        <w:rPr>
+          <w:rFonts w:ascii="Menlo" w:cs="Menlo" w:eastAsia="Menlo" w:hAnsi="Menlo"/>
+          <w:color w:val="111827"/>
+          <w:sz w:val="20"/>
+          <w:szCs w:val="20"/>
+        </w:rPr>
+        <w:t xml:space="preserve">git rev-parse HEAD</w:t>
+      </w:r>
+    </w:p>
+    <w:p>
+      <w:pPr>
+        <w:spacing w:after="20"/>
+      </w:pPr>
+      <w:r>
+        <w:rPr>
+          <w:rFonts w:ascii="Menlo" w:cs="Menlo" w:eastAsia="Menlo" w:hAnsi="Menlo"/>
+          <w:color w:val="111827"/>
+          <w:sz w:val="20"/>
+          <w:szCs w:val="20"/>
+        </w:rPr>
+        <w:t xml:space="preserve">git status --short</w:t>
+      </w:r>
+    </w:p>
+    <w:p>
+      <w:pPr>
+        <w:spacing w:after="20"/>
+      </w:pPr>
+      <w:r>
+        <w:rPr>
+          <w:rFonts w:ascii="Menlo" w:cs="Menlo" w:eastAsia="Menlo" w:hAnsi="Menlo"/>
+          <w:color w:val="111827"/>
+          <w:sz w:val="20"/>
+          <w:szCs w:val="20"/>
+        </w:rPr>
+        <w:t xml:space="preserve"> </w:t>
+      </w:r>
+    </w:p>
+    <w:p>
+      <w:pPr>
+        <w:spacing w:after="20"/>
+      </w:pPr>
+      <w:r>
+        <w:rPr>
+          <w:rFonts w:ascii="Menlo" w:cs="Menlo" w:eastAsia="Menlo" w:hAnsi="Menlo"/>
+          <w:color w:val="111827"/>
+          <w:sz w:val="20"/>
+          <w:szCs w:val="20"/>
+        </w:rPr>
+        <w:t xml:space="preserve">docker compose build backend frontend</w:t>
+      </w:r>
+    </w:p>
+    <w:p>
+      <w:pPr>
+        <w:spacing w:after="20"/>
+      </w:pPr>
+      <w:r>
+        <w:rPr>
+          <w:rFonts w:ascii="Menlo" w:cs="Menlo" w:eastAsia="Menlo" w:hAnsi="Menlo"/>
+          <w:color w:val="111827"/>
+          <w:sz w:val="20"/>
+          <w:szCs w:val="20"/>
+        </w:rPr>
+        <w:t xml:space="preserve">docker compose run --rm backend npx prisma migrate deploy</w:t>
+      </w:r>
+    </w:p>
+    <w:p>
+      <w:pPr>
+        <w:spacing w:after="20"/>
+      </w:pPr>
+      <w:r>
+        <w:rPr>
+          <w:rFonts w:ascii="Menlo" w:cs="Menlo" w:eastAsia="Menlo" w:hAnsi="Menlo"/>
+          <w:color w:val="111827"/>
+          <w:sz w:val="20"/>
+          <w:szCs w:val="20"/>
+        </w:rPr>
+        <w:t xml:space="preserve">docker compose up -d --force-recreate backend frontend</w:t>
+      </w:r>
+    </w:p>
+    <w:p>
+      <w:pPr>
+        <w:spacing w:after="20"/>
+      </w:pPr>
+      <w:r>
+        <w:rPr>
+          <w:rFonts w:ascii="Menlo" w:cs="Menlo" w:eastAsia="Menlo" w:hAnsi="Menlo"/>
+          <w:color w:val="111827"/>
+          <w:sz w:val="20"/>
+          <w:szCs w:val="20"/>
+        </w:rPr>
+        <w:t xml:space="preserve">docker compose ps</w:t>
+      </w:r>
+    </w:p>
+    <w:p>
+      <w:pPr>
+        <w:spacing w:after="20"/>
+      </w:pPr>
+      <w:r>
+        <w:rPr>
+          <w:rFonts w:ascii="Menlo" w:cs="Menlo" w:eastAsia="Menlo" w:hAnsi="Menlo"/>
+          <w:color w:val="111827"/>
+          <w:sz w:val="20"/>
+          <w:szCs w:val="20"/>
+        </w:rPr>
+        <w:t xml:space="preserve">docker compose logs backend --tail=80</w:t>
+      </w:r>
+    </w:p>
+    <w:p>
+      <w:pPr>
+        <w:spacing w:after="20"/>
+      </w:pPr>
+      <w:r>
+        <w:rPr>
+          <w:rFonts w:ascii="Menlo" w:cs="Menlo" w:eastAsia="Menlo" w:hAnsi="Menlo"/>
+          <w:color w:val="111827"/>
+          <w:sz w:val="20"/>
+          <w:szCs w:val="20"/>
+        </w:rPr>
+        <w:t xml:space="preserve">docker compose logs frontend --tail=80</w:t>
+      </w:r>
+    </w:p>
+    <w:p>
+      <w:pPr>
+        <w:spacing w:after="20"/>
+      </w:pPr>
+      <w:r>
+        <w:rPr>
+          <w:rFonts w:ascii="Menlo" w:cs="Menlo" w:eastAsia="Menlo" w:hAnsi="Menlo"/>
+          <w:color w:val="111827"/>
+          <w:sz w:val="20"/>
+          <w:szCs w:val="20"/>
+        </w:rPr>
+        <w:t xml:space="preserve">curl -fsS http://127.0.0.1/healthz</w:t>
+      </w:r>
+    </w:p>
+    <w:p>
+      <w:r>
+        <w:t xml:space="preserve"/>
+      </w:r>
+    </w:p>
+    <w:p>
+      <w:r>
+        <w:t xml:space="preserve"/>
+      </w:r>
+    </w:p>
+    <w:p>
+      <w:pPr>
+        <w:pStyle w:val="Heading2"/>
+        <w:spacing w:before="180" w:after="100"/>
+      </w:pPr>
+      <w:r>
+        <w:t xml:space="preserve">3. Verify Lightsail matches local</w:t>
+      </w:r>
+    </w:p>
+    <w:p>
+      <w:r>
+        <w:t xml:space="preserve"/>
+      </w:r>
+    </w:p>
+    <w:p>
+      <w:pPr>
+        <w:spacing w:after="80"/>
+      </w:pPr>
+      <w:r>
+        <w:t xml:space="preserve">Run this on Lightsail:</w:t>
+      </w:r>
+    </w:p>
+    <w:p>
+      <w:r>
+        <w:t xml:space="preserve"/>
+      </w:r>
+    </w:p>
+    <w:p>
+      <w:pPr>
+        <w:spacing w:before="120" w:after="40"/>
+      </w:pPr>
+      <w:r>
+        <w:rPr>
+          <w:i/>
+          <w:iCs/>
+          <w:color w:val="6b7280"/>
+          <w:sz w:val="18"/>
+          <w:szCs w:val="18"/>
+        </w:rPr>
+        <w:t xml:space="preserve">BASH code</w:t>
+      </w:r>
+    </w:p>
+    <w:p>
+      <w:pPr>
+        <w:spacing w:after="20"/>
+      </w:pPr>
+      <w:r>
+        <w:rPr>
+          <w:rFonts w:ascii="Menlo" w:cs="Menlo" w:eastAsia="Menlo" w:hAnsi="Menlo"/>
+          <w:color w:val="111827"/>
+          <w:sz w:val="20"/>
+          <w:szCs w:val="20"/>
+        </w:rPr>
+        <w:t xml:space="preserve">cd ~/genuine-scan-main</w:t>
+      </w:r>
+    </w:p>
+    <w:p>
+      <w:pPr>
+        <w:spacing w:after="20"/>
+      </w:pPr>
+      <w:r>
+        <w:rPr>
+          <w:rFonts w:ascii="Menlo" w:cs="Menlo" w:eastAsia="Menlo" w:hAnsi="Menlo"/>
+          <w:color w:val="111827"/>
+          <w:sz w:val="20"/>
+          <w:szCs w:val="20"/>
+        </w:rPr>
+        <w:t xml:space="preserve">git rev-parse HEAD</w:t>
+      </w:r>
+    </w:p>
+    <w:p>
+      <w:pPr>
+        <w:spacing w:after="20"/>
+      </w:pPr>
+      <w:r>
+        <w:rPr>
+          <w:rFonts w:ascii="Menlo" w:cs="Menlo" w:eastAsia="Menlo" w:hAnsi="Menlo"/>
+          <w:color w:val="111827"/>
+          <w:sz w:val="20"/>
+          <w:szCs w:val="20"/>
+        </w:rPr>
+        <w:t xml:space="preserve">git status --short</w:t>
+      </w:r>
+    </w:p>
+    <w:p>
+      <w:pPr>
+        <w:spacing w:after="20"/>
+      </w:pPr>
+      <w:r>
+        <w:rPr>
+          <w:rFonts w:ascii="Menlo" w:cs="Menlo" w:eastAsia="Menlo" w:hAnsi="Menlo"/>
+          <w:color w:val="111827"/>
+          <w:sz w:val="20"/>
+          <w:szCs w:val="20"/>
+        </w:rPr>
+        <w:t xml:space="preserve">docker compose ps</w:t>
+      </w:r>
+    </w:p>
+    <w:p>
+      <w:r>
+        <w:t xml:space="preserve"/>
+      </w:r>
+    </w:p>
+    <w:p>
+      <w:r>
+        <w:t xml:space="preserve"/>
+      </w:r>
+    </w:p>
+    <w:p>
+      <w:pPr>
+        <w:spacing w:after="80"/>
+      </w:pPr>
+      <w:r>
+        <w:t xml:space="preserve">Expected result:</w:t>
+      </w:r>
+    </w:p>
+    <w:p>
+      <w:r>
+        <w:t xml:space="preserve"/>
       </w:r>
     </w:p>
     <w:p>
@@ -500,6 +573,32 @@
         <w:spacing w:after="50"/>
       </w:pPr>
       <w:r>
+        <w:t xml:space="preserve">the Lightsail git rev-parse HEAD value matches the commit from your local machine</w:t>
+      </w:r>
+    </w:p>
+    <w:p>
+      <w:pPr>
+        <w:pStyle w:val="ListParagraph"/>
+        <w:numPr>
+          <w:ilvl w:val="0"/>
+          <w:numId w:val="1"/>
+        </w:numPr>
+        <w:spacing w:after="50"/>
+      </w:pPr>
+      <w:r>
+        <w:t xml:space="preserve">git status --short is empty</w:t>
+      </w:r>
+    </w:p>
+    <w:p>
+      <w:pPr>
+        <w:pStyle w:val="ListParagraph"/>
+        <w:numPr>
+          <w:ilvl w:val="0"/>
+          <w:numId w:val="1"/>
+        </w:numPr>
+        <w:spacing w:after="50"/>
+      </w:pPr>
+      <w:r>
         <w:t xml:space="preserve">docker compose ps shows backend healthy and frontend running</w:t>
       </w:r>
     </w:p>
@@ -514,7 +613,7 @@
         <w:spacing w:before="180" w:after="100"/>
       </w:pPr>
       <w:r>
-        <w:t xml:space="preserve">Full container refresh</w:t>
+        <w:t xml:space="preserve">4. Full container refresh</w:t>
       </w:r>
     </w:p>
     <w:p>
@@ -527,7 +626,7 @@
         <w:spacing w:after="80"/>
       </w:pPr>
       <w:r>
-        <w:t xml:space="preserve">Use this only when you want a completely fresh recreate of the app containers:</w:t>
+        <w:t xml:space="preserve">Use this only when you want a full rebuild and clean container recreate:</w:t>
       </w:r>
     </w:p>
     <w:p>
@@ -650,7 +749,7 @@
         <w:spacing w:before="180" w:after="100"/>
       </w:pPr>
       <w:r>
-        <w:t xml:space="preserve">If a site connector workstation is used</w:t>
+        <w:t xml:space="preserve">5. Connector release checks</w:t>
       </w:r>
     </w:p>
     <w:p>
@@ -663,7 +762,319 @@
         <w:spacing w:after="80"/>
       </w:pPr>
       <w:r>
-        <w:t xml:space="preserve">Redeploy the updated signed workstation connector package or refresh its agent.env values so the site gateway can continue polling outbound.</w:t>
+        <w:t xml:space="preserve">The packaged connector artifacts now live inside the repo under:</w:t>
+      </w:r>
+    </w:p>
+    <w:p>
+      <w:r>
+        <w:t xml:space="preserve"/>
+      </w:r>
+    </w:p>
+    <w:p>
+      <w:pPr>
+        <w:spacing w:before="120" w:after="40"/>
+      </w:pPr>
+      <w:r>
+        <w:rPr>
+          <w:i/>
+          <w:iCs/>
+          <w:color w:val="6b7280"/>
+          <w:sz w:val="18"/>
+          <w:szCs w:val="18"/>
+        </w:rPr>
+        <w:t xml:space="preserve">TEXT code</w:t>
+      </w:r>
+    </w:p>
+    <w:p>
+      <w:pPr>
+        <w:spacing w:after="20"/>
+      </w:pPr>
+      <w:r>
+        <w:rPr>
+          <w:rFonts w:ascii="Menlo" w:cs="Menlo" w:eastAsia="Menlo" w:hAnsi="Menlo"/>
+          <w:color w:val="111827"/>
+          <w:sz w:val="20"/>
+          <w:szCs w:val="20"/>
+        </w:rPr>
+        <w:t xml:space="preserve">backend/local-print-agent/releases/</w:t>
+      </w:r>
+    </w:p>
+    <w:p>
+      <w:r>
+        <w:t xml:space="preserve"/>
+      </w:r>
+    </w:p>
+    <w:p>
+      <w:r>
+        <w:t xml:space="preserve"/>
+      </w:r>
+    </w:p>
+    <w:p>
+      <w:pPr>
+        <w:spacing w:after="80"/>
+      </w:pPr>
+      <w:r>
+        <w:t xml:space="preserve">To confirm the latest packaged connector files exist on Lightsail after pull:</w:t>
+      </w:r>
+    </w:p>
+    <w:p>
+      <w:r>
+        <w:t xml:space="preserve"/>
+      </w:r>
+    </w:p>
+    <w:p>
+      <w:pPr>
+        <w:spacing w:before="120" w:after="40"/>
+      </w:pPr>
+      <w:r>
+        <w:rPr>
+          <w:i/>
+          <w:iCs/>
+          <w:color w:val="6b7280"/>
+          <w:sz w:val="18"/>
+          <w:szCs w:val="18"/>
+        </w:rPr>
+        <w:t xml:space="preserve">BASH code</w:t>
+      </w:r>
+    </w:p>
+    <w:p>
+      <w:pPr>
+        <w:spacing w:after="20"/>
+      </w:pPr>
+      <w:r>
+        <w:rPr>
+          <w:rFonts w:ascii="Menlo" w:cs="Menlo" w:eastAsia="Menlo" w:hAnsi="Menlo"/>
+          <w:color w:val="111827"/>
+          <w:sz w:val="20"/>
+          <w:szCs w:val="20"/>
+        </w:rPr>
+        <w:t xml:space="preserve">cd ~/genuine-scan-main</w:t>
+      </w:r>
+    </w:p>
+    <w:p>
+      <w:pPr>
+        <w:spacing w:after="20"/>
+      </w:pPr>
+      <w:r>
+        <w:rPr>
+          <w:rFonts w:ascii="Menlo" w:cs="Menlo" w:eastAsia="Menlo" w:hAnsi="Menlo"/>
+          <w:color w:val="111827"/>
+          <w:sz w:val="20"/>
+          <w:szCs w:val="20"/>
+        </w:rPr>
+        <w:t xml:space="preserve">find backend/local-print-agent/releases -maxdepth 3 -type f | sort</w:t>
+      </w:r>
+    </w:p>
+    <w:p>
+      <w:pPr>
+        <w:spacing w:after="20"/>
+      </w:pPr>
+      <w:r>
+        <w:rPr>
+          <w:rFonts w:ascii="Menlo" w:cs="Menlo" w:eastAsia="Menlo" w:hAnsi="Menlo"/>
+          <w:color w:val="111827"/>
+          <w:sz w:val="20"/>
+          <w:szCs w:val="20"/>
+        </w:rPr>
+        <w:t xml:space="preserve">cat backend/local-print-agent/releases/manifest.json</w:t>
+      </w:r>
+    </w:p>
+    <w:p>
+      <w:r>
+        <w:t xml:space="preserve"/>
+      </w:r>
+    </w:p>
+    <w:p>
+      <w:r>
+        <w:t xml:space="preserve"/>
+      </w:r>
+    </w:p>
+    <w:p>
+      <w:pPr>
+        <w:spacing w:after="80"/>
+      </w:pPr>
+      <w:r>
+        <w:t xml:space="preserve">You should see:</w:t>
+      </w:r>
+    </w:p>
+    <w:p>
+      <w:r>
+        <w:t xml:space="preserve"/>
+      </w:r>
+    </w:p>
+    <w:p>
+      <w:pPr>
+        <w:pStyle w:val="ListParagraph"/>
+        <w:numPr>
+          <w:ilvl w:val="0"/>
+          <w:numId w:val="1"/>
+        </w:numPr>
+        <w:spacing w:after="50"/>
+      </w:pPr>
+      <w:r>
+        <w:t xml:space="preserve">the latest manifest.json</w:t>
+      </w:r>
+    </w:p>
+    <w:p>
+      <w:pPr>
+        <w:pStyle w:val="ListParagraph"/>
+        <w:numPr>
+          <w:ilvl w:val="0"/>
+          <w:numId w:val="1"/>
+        </w:numPr>
+        <w:spacing w:after="50"/>
+      </w:pPr>
+      <w:r>
+        <w:t xml:space="preserve">the Mac installer package</w:t>
+      </w:r>
+    </w:p>
+    <w:p>
+      <w:pPr>
+        <w:pStyle w:val="ListParagraph"/>
+        <w:numPr>
+          <w:ilvl w:val="0"/>
+          <w:numId w:val="1"/>
+        </w:numPr>
+        <w:spacing w:after="50"/>
+      </w:pPr>
+      <w:r>
+        <w:t xml:space="preserve">the Windows installer package</w:t>
+      </w:r>
+    </w:p>
+    <w:p>
+      <w:r>
+        <w:t xml:space="preserve"/>
+      </w:r>
+    </w:p>
+    <w:p>
+      <w:pPr>
+        <w:pStyle w:val="Heading2"/>
+        <w:spacing w:before="180" w:after="100"/>
+      </w:pPr>
+      <w:r>
+        <w:t xml:space="preserve">6. If a site connector workstation is used</w:t>
+      </w:r>
+    </w:p>
+    <w:p>
+      <w:r>
+        <w:t xml:space="preserve"/>
+      </w:r>
+    </w:p>
+    <w:p>
+      <w:pPr>
+        <w:spacing w:after="80"/>
+      </w:pPr>
+      <w:r>
+        <w:t xml:space="preserve">If a private factory network uses the connector as a site gateway:</w:t>
+      </w:r>
+    </w:p>
+    <w:p>
+      <w:r>
+        <w:t xml:space="preserve"/>
+      </w:r>
+    </w:p>
+    <w:p>
+      <w:pPr>
+        <w:spacing w:after="50"/>
+      </w:pPr>
+      <w:r>
+        <w:t xml:space="preserve">1. Pull the new code on Lightsail with the commands above.</w:t>
+      </w:r>
+    </w:p>
+    <w:p>
+      <w:pPr>
+        <w:spacing w:after="50"/>
+      </w:pPr>
+      <w:r>
+        <w:t xml:space="preserve">2. Redeploy the latest connector package to the site workstation.</w:t>
+      </w:r>
+    </w:p>
+    <w:p>
+      <w:pPr>
+        <w:spacing w:after="50"/>
+      </w:pPr>
+      <w:r>
+        <w:t xml:space="preserve">3. If needed, refresh the workstation agent.env values:</w:t>
+      </w:r>
+    </w:p>
+    <w:p>
+      <w:r>
+        <w:t xml:space="preserve"/>
+      </w:r>
+    </w:p>
+    <w:p>
+      <w:pPr>
+        <w:spacing w:before="120" w:after="40"/>
+      </w:pPr>
+      <w:r>
+        <w:rPr>
+          <w:i/>
+          <w:iCs/>
+          <w:color w:val="6b7280"/>
+          <w:sz w:val="18"/>
+          <w:szCs w:val="18"/>
+        </w:rPr>
+        <w:t xml:space="preserve">DOTENV code</w:t>
+      </w:r>
+    </w:p>
+    <w:p>
+      <w:pPr>
+        <w:spacing w:after="20"/>
+      </w:pPr>
+      <w:r>
+        <w:rPr>
+          <w:rFonts w:ascii="Menlo" w:cs="Menlo" w:eastAsia="Menlo" w:hAnsi="Menlo"/>
+          <w:color w:val="111827"/>
+          <w:sz w:val="20"/>
+          <w:szCs w:val="20"/>
+        </w:rPr>
+        <w:t xml:space="preserve">PRINT_GATEWAY_BACKEND_URL=https://your-mscqr-host/api</w:t>
+      </w:r>
+    </w:p>
+    <w:p>
+      <w:pPr>
+        <w:spacing w:after="20"/>
+      </w:pPr>
+      <w:r>
+        <w:rPr>
+          <w:rFonts w:ascii="Menlo" w:cs="Menlo" w:eastAsia="Menlo" w:hAnsi="Menlo"/>
+          <w:color w:val="111827"/>
+          <w:sz w:val="20"/>
+          <w:szCs w:val="20"/>
+        </w:rPr>
+        <w:t xml:space="preserve">PRINT_GATEWAY_ID=&lt;gateway-id&gt;</w:t>
+      </w:r>
+    </w:p>
+    <w:p>
+      <w:pPr>
+        <w:spacing w:after="20"/>
+      </w:pPr>
+      <w:r>
+        <w:rPr>
+          <w:rFonts w:ascii="Menlo" w:cs="Menlo" w:eastAsia="Menlo" w:hAnsi="Menlo"/>
+          <w:color w:val="111827"/>
+          <w:sz w:val="20"/>
+          <w:szCs w:val="20"/>
+        </w:rPr>
+        <w:t xml:space="preserve">PRINT_GATEWAY_SECRET=&lt;bootstrap-secret&gt;</w:t>
+      </w:r>
+    </w:p>
+    <w:p>
+      <w:r>
+        <w:t xml:space="preserve"/>
+      </w:r>
+    </w:p>
+    <w:p>
+      <w:r>
+        <w:t xml:space="preserve"/>
+      </w:r>
+    </w:p>
+    <w:p>
+      <w:pPr>
+        <w:spacing w:after="50"/>
+      </w:pPr>
+      <w:r>
+        <w:t xml:space="preserve">4. Re-open Printer Setup in MSCQR and confirm the site gateway returns to online.</w:t>
       </w:r>
     </w:p>
     <w:p>
